--- a/dist/exports/haloalkanes-and-haloarenes_revision_notes.docx
+++ b/dist/exports/haloalkanes-and-haloarenes_revision_notes.docx
@@ -189,7 +189,7 @@
                 <w:color w:val="2D3748"/>
                 <w:sz w:val="19"/>
               </w:rPr>
-              <w:t>Haloalkanes And Haloarenes - Core Application</w:t>
+              <w:t>SN1 and SN2 Nucleophilic Substitution</w:t>
             </w:r>
           </w:p>
         </w:tc>
@@ -209,7 +209,7 @@
               <w:rPr>
                 <w:sz w:val="19"/>
               </w:rPr>
-              <w:t>177 PYQs</w:t>
+              <w:t>91 PYQs</w:t>
             </w:r>
           </w:p>
         </w:tc>
@@ -230,7 +230,94 @@
                 <w:color w:val="718096"/>
                 <w:sz w:val="19"/>
               </w:rPr>
-              <w:t>General Concept</w:t>
+              <w:t>Reaction Mechanisms</w:t>
+            </w:r>
+          </w:p>
+        </w:tc>
+      </w:tr>
+      <w:tr>
+        <w:tc>
+          <w:tcPr>
+            <w:tcW w:type="dxa" w:w="2160"/>
+            <w:shd w:fill="FFFFFF"/>
+            <w:tcMar>
+              <w:top w:w="80" w:type="dxa"/>
+              <w:bottom w:w="80" w:type="dxa"/>
+              <w:left w:w="150" w:type="dxa"/>
+              <w:right w:w="150" w:type="dxa"/>
+            </w:tcMar>
+          </w:tcPr>
+          <w:p>
+            <w:r>
+              <w:rPr>
+                <w:b/>
+                <w:color w:val="C53030"/>
+                <w:sz w:val="19"/>
+              </w:rPr>
+              <w:t>Very High</w:t>
+            </w:r>
+          </w:p>
+        </w:tc>
+        <w:tc>
+          <w:tcPr>
+            <w:tcW w:type="dxa" w:w="4320"/>
+            <w:shd w:fill="FFFFFF"/>
+            <w:tcMar>
+              <w:top w:w="80" w:type="dxa"/>
+              <w:bottom w:w="80" w:type="dxa"/>
+              <w:left w:w="150" w:type="dxa"/>
+              <w:right w:w="150" w:type="dxa"/>
+            </w:tcMar>
+          </w:tcPr>
+          <w:p>
+            <w:r>
+              <w:rPr>
+                <w:b/>
+                <w:color w:val="2D3748"/>
+                <w:sz w:val="19"/>
+              </w:rPr>
+              <w:t>Elimination (E1/E2, Saytzeff vs Hofmann) &amp; Haloarene Reactions</w:t>
+            </w:r>
+          </w:p>
+        </w:tc>
+        <w:tc>
+          <w:tcPr>
+            <w:tcW w:type="dxa" w:w="1728"/>
+            <w:shd w:fill="FFFFFF"/>
+            <w:tcMar>
+              <w:top w:w="80" w:type="dxa"/>
+              <w:bottom w:w="80" w:type="dxa"/>
+              <w:left w:w="150" w:type="dxa"/>
+              <w:right w:w="150" w:type="dxa"/>
+            </w:tcMar>
+          </w:tcPr>
+          <w:p>
+            <w:r>
+              <w:rPr>
+                <w:sz w:val="19"/>
+              </w:rPr>
+              <w:t>89 PYQs</w:t>
+            </w:r>
+          </w:p>
+        </w:tc>
+        <w:tc>
+          <w:tcPr>
+            <w:tcW w:type="dxa" w:w="1872"/>
+            <w:shd w:fill="FFFFFF"/>
+            <w:tcMar>
+              <w:top w:w="80" w:type="dxa"/>
+              <w:bottom w:w="80" w:type="dxa"/>
+              <w:left w:w="150" w:type="dxa"/>
+              <w:right w:w="150" w:type="dxa"/>
+            </w:tcMar>
+          </w:tcPr>
+          <w:p>
+            <w:r>
+              <w:rPr>
+                <w:color w:val="718096"/>
+                <w:sz w:val="19"/>
+              </w:rPr>
+              <w:t>Elimination &amp; Aromatic</w:t>
             </w:r>
           </w:p>
         </w:tc>
@@ -311,6 +398,98 @@
           </w:p>
         </w:tc>
       </w:tr>
+      <w:tr>
+        <w:tc>
+          <w:tcPr>
+            <w:tcW w:type="dxa" w:w="3600"/>
+            <w:shd w:fill="F7FAFC"/>
+            <w:tcMar>
+              <w:top w:w="100" w:type="dxa"/>
+              <w:bottom w:w="100" w:type="dxa"/>
+              <w:left w:w="150" w:type="dxa"/>
+              <w:right w:w="150" w:type="dxa"/>
+            </w:tcMar>
+          </w:tcPr>
+          <w:p>
+            <w:r>
+              <w:rPr>
+                <w:b/>
+                <w:color w:val="1A365D"/>
+                <w:sz w:val="19"/>
+              </w:rPr>
+              <w:t>SN1 and SN2 Nucleophilic Substitution</w:t>
+            </w:r>
+          </w:p>
+        </w:tc>
+        <w:tc>
+          <w:tcPr>
+            <w:tcW w:type="dxa" w:w="6480"/>
+            <w:shd w:fill="F7FAFC"/>
+            <w:tcMar>
+              <w:top w:w="100" w:type="dxa"/>
+              <w:bottom w:w="100" w:type="dxa"/>
+              <w:left w:w="150" w:type="dxa"/>
+              <w:right w:w="150" w:type="dxa"/>
+            </w:tcMar>
+          </w:tcPr>
+          <w:p>
+            <w:r>
+              <w:rPr>
+                <w:rFonts w:ascii="Cambria Math" w:hAnsi="Cambria Math"/>
+                <w:color w:val="2D3748"/>
+                <w:sz w:val="19"/>
+              </w:rPr>
+              <w:t>\text{SN1: Rate} \propto [\text{RX}] \; (3^\circ &gt; 2^\circ &gt; 1^\circ, \text{Racemization}), \quad \text{SN2: Rate} \propto [\text{RX}][\text{Nu}] \; (1^\circ &gt; 2^\circ &gt; 3^\circ, \text{Inversion})</w:t>
+            </w:r>
+          </w:p>
+        </w:tc>
+      </w:tr>
+      <w:tr>
+        <w:tc>
+          <w:tcPr>
+            <w:tcW w:type="dxa" w:w="3600"/>
+            <w:shd w:fill="FFFFFF"/>
+            <w:tcMar>
+              <w:top w:w="100" w:type="dxa"/>
+              <w:bottom w:w="100" w:type="dxa"/>
+              <w:left w:w="150" w:type="dxa"/>
+              <w:right w:w="150" w:type="dxa"/>
+            </w:tcMar>
+          </w:tcPr>
+          <w:p>
+            <w:r>
+              <w:rPr>
+                <w:b/>
+                <w:color w:val="1A365D"/>
+                <w:sz w:val="19"/>
+              </w:rPr>
+              <w:t>Elimination (E1/E2, Saytzeff vs Hofmann) &amp; Haloarene Reactions</w:t>
+            </w:r>
+          </w:p>
+        </w:tc>
+        <w:tc>
+          <w:tcPr>
+            <w:tcW w:type="dxa" w:w="6480"/>
+            <w:shd w:fill="FFFFFF"/>
+            <w:tcMar>
+              <w:top w:w="100" w:type="dxa"/>
+              <w:bottom w:w="100" w:type="dxa"/>
+              <w:left w:w="150" w:type="dxa"/>
+              <w:right w:w="150" w:type="dxa"/>
+            </w:tcMar>
+          </w:tcPr>
+          <w:p>
+            <w:r>
+              <w:rPr>
+                <w:rFonts w:ascii="Cambria Math" w:hAnsi="Cambria Math"/>
+                <w:color w:val="2D3748"/>
+                <w:sz w:val="19"/>
+              </w:rPr>
+              <w:t>\text{Saytzeff Rule: Highly substituted, more stable alkene is the major product in dehydrohalogenation}</w:t>
+            </w:r>
+          </w:p>
+        </w:tc>
+      </w:tr>
     </w:tbl>
     <w:p>
       <w:pPr>
@@ -338,7 +517,7 @@
           <w:color w:val="2B6CB0"/>
           <w:sz w:val="24"/>
         </w:rPr>
-        <w:t>3.1 Haloalkanes And Haloarenes - Core Application (Very High Yield — 177 PYQs)</w:t>
+        <w:t>3.1 SN1 and SN2 Nucleophilic Substitution (Very High Yield — 91 PYQs)</w:t>
       </w:r>
     </w:p>
     <w:p>
@@ -353,7 +532,7 @@
         <w:rPr>
           <w:sz w:val="20"/>
         </w:rPr>
-        <w:t>Key problem pattern in Haloalkanes And Haloarenes.</w:t>
+        <w:t>Kinetics, stereochemical outcomes, carbocation rearrangements in SN1, and concerted backside displacement in SN2.</w:t>
       </w:r>
     </w:p>
     <w:tbl>
@@ -391,7 +570,7 @@
                 <w:color w:val="2D3748"/>
                 <w:sz w:val="19"/>
               </w:rPr>
-              <w:t>Watch for algebraic and sign errors.</w:t>
+              <w:t>Polar PROTIC solvents (e.g. H_2O, ROH) stabilize carbocations and favor SN1. Polar APROTIC solvents (e.g. acetone, DMSO) favor SN2 by desolvating nucleophiles.</w:t>
             </w:r>
           </w:p>
         </w:tc>
@@ -432,7 +611,215 @@
                 <w:color w:val="2D3748"/>
                 <w:sz w:val="19"/>
               </w:rPr>
-              <w:t>Verify dimensions and boundary conditions.</w:t>
+              <w:t>Allylic and benzylic halides undergo BOTH SN1 (resonance-stabilized carbocation) and SN2 (low steric hindrance) at remarkably high rates.</w:t>
+            </w:r>
+          </w:p>
+        </w:tc>
+      </w:tr>
+    </w:tbl>
+    <w:p>
+      <w:pPr>
+        <w:spacing w:before="120" w:after="40"/>
+      </w:pPr>
+      <w:r>
+        <w:rPr>
+          <w:b/>
+          <w:color w:val="1A365D"/>
+          <w:sz w:val="19"/>
+        </w:rPr>
+        <w:t>Source PYQs testing this concept:</w:t>
+      </w:r>
+    </w:p>
+    <w:p>
+      <w:pPr>
+        <w:pStyle w:val="ListBullet"/>
+        <w:spacing w:after="40"/>
+      </w:pPr>
+      <w:r>
+        <w:rPr>
+          <w:b/>
+          <w:sz w:val="18"/>
+        </w:rPr>
+        <w:t xml:space="preserve">[2026 Morning Shift] Q#1 (MCQ): </w:t>
+      </w:r>
+      <w:r>
+        <w:rPr>
+          <w:sz w:val="18"/>
+        </w:rPr>
+        <w:t xml:space="preserve">"Given below are two statements : Statement (I) : Benzyl chloride reacts faster in S_(N)1 mechanism than ethyl chloride. Statement (II) : E..."  </w:t>
+      </w:r>
+      <w:r>
+        <w:rPr>
+          <w:b/>
+          <w:color w:val="2B6CB0"/>
+          <w:sz w:val="18"/>
+        </w:rPr>
+        <w:t>[Ans: N/A]</w:t>
+      </w:r>
+    </w:p>
+    <w:p>
+      <w:pPr>
+        <w:pStyle w:val="ListBullet"/>
+        <w:spacing w:after="40"/>
+      </w:pPr>
+      <w:r>
+        <w:rPr>
+          <w:b/>
+          <w:sz w:val="18"/>
+        </w:rPr>
+        <w:t xml:space="preserve">[2026 Morning Shift] Q#2 (MCQ): </w:t>
+      </w:r>
+      <w:r>
+        <w:rPr>
+          <w:sz w:val="18"/>
+        </w:rPr>
+        <w:t xml:space="preserve">"Given below are two statements : Statement I : 3-phenylpropene reacts with HBr and gives secondary alkyl bromide having a chiral carbon atom..."  </w:t>
+      </w:r>
+      <w:r>
+        <w:rPr>
+          <w:b/>
+          <w:color w:val="2B6CB0"/>
+          <w:sz w:val="18"/>
+        </w:rPr>
+        <w:t>[Ans: N/A]</w:t>
+      </w:r>
+    </w:p>
+    <w:p>
+      <w:pPr>
+        <w:pStyle w:val="ListBullet"/>
+        <w:spacing w:after="40"/>
+      </w:pPr>
+      <w:r>
+        <w:rPr>
+          <w:b/>
+          <w:sz w:val="18"/>
+        </w:rPr>
+        <w:t xml:space="preserve">[2026 Morning Shift] Q#2 (MCQ): </w:t>
+      </w:r>
+      <w:r>
+        <w:rPr>
+          <w:sz w:val="18"/>
+        </w:rPr>
+        <w:t xml:space="preserve">"Ph-CH=CH_(2)→ ≤ ftarrow_(HBr)^(PhCOO)_(2) Product Consider the above reaction A. The reaction proceeds through a more stable..."  </w:t>
+      </w:r>
+      <w:r>
+        <w:rPr>
+          <w:b/>
+          <w:color w:val="2B6CB0"/>
+          <w:sz w:val="18"/>
+        </w:rPr>
+        <w:t>[Ans: N/A]</w:t>
+      </w:r>
+    </w:p>
+    <w:p>
+      <w:pPr>
+        <w:spacing w:after="120"/>
+      </w:pPr>
+    </w:p>
+    <w:p>
+      <w:pPr>
+        <w:pStyle w:val="Heading2"/>
+      </w:pPr>
+      <w:r>
+        <w:rPr>
+          <w:color w:val="2B6CB0"/>
+          <w:sz w:val="24"/>
+        </w:rPr>
+        <w:t>3.2 Elimination (E1/E2, Saytzeff vs Hofmann) &amp; Haloarene Reactions (Very High Yield — 89 PYQs)</w:t>
+      </w:r>
+    </w:p>
+    <w:p>
+      <w:r>
+        <w:rPr>
+          <w:b/>
+          <w:sz w:val="20"/>
+        </w:rPr>
+        <w:t xml:space="preserve">Core Principle: </w:t>
+      </w:r>
+      <w:r>
+        <w:rPr>
+          <w:sz w:val="20"/>
+        </w:rPr>
+        <w:t>β-elimination mechanism, Saytzeff vs Hofmann regioselectivity, and unreactivity of haloarenes toward nucleophilic substitution.</w:t>
+      </w:r>
+    </w:p>
+    <w:tbl>
+      <w:tblPr>
+        <w:tblW w:type="auto" w:w="0"/>
+        <w:jc w:val="center"/>
+        <w:tblLook w:firstColumn="1" w:firstRow="1" w:lastColumn="0" w:lastRow="0" w:noHBand="0" w:noVBand="1" w:val="04A0"/>
+      </w:tblPr>
+      <w:tblGrid>
+        <w:gridCol w:w="10080"/>
+      </w:tblGrid>
+      <w:tr>
+        <w:tc>
+          <w:tcPr>
+            <w:tcW w:type="dxa" w:w="10080"/>
+            <w:shd w:fill="FFF5F5"/>
+            <w:tcMar>
+              <w:top w:w="100" w:type="dxa"/>
+              <w:bottom w:w="100" w:type="dxa"/>
+              <w:left w:w="150" w:type="dxa"/>
+              <w:right w:w="150" w:type="dxa"/>
+            </w:tcMar>
+          </w:tcPr>
+          <w:p>
+            <w:r>
+              <w:rPr>
+                <w:b/>
+                <w:color w:val="C53030"/>
+                <w:sz w:val="19"/>
+              </w:rPr>
+              <w:t xml:space="preserve">⚠️ Common Trap / JEE Pitfall: </w:t>
+            </w:r>
+            <w:r>
+              <w:rPr>
+                <w:color w:val="2D3748"/>
+                <w:sz w:val="19"/>
+              </w:rPr>
+              <w:t>Haloarenes (like chlorobenzene) are extremely UNREACTIVE toward nucleophilic substitution due to partial double bond character (C-Cl resonance) and sp^2 carbon.</w:t>
+            </w:r>
+          </w:p>
+        </w:tc>
+      </w:tr>
+    </w:tbl>
+    <w:tbl>
+      <w:tblPr>
+        <w:tblW w:type="auto" w:w="0"/>
+        <w:jc w:val="center"/>
+        <w:tblLook w:firstColumn="1" w:firstRow="1" w:lastColumn="0" w:lastRow="0" w:noHBand="0" w:noVBand="1" w:val="04A0"/>
+      </w:tblPr>
+      <w:tblGrid>
+        <w:gridCol w:w="10080"/>
+      </w:tblGrid>
+      <w:tr>
+        <w:tc>
+          <w:tcPr>
+            <w:tcW w:type="dxa" w:w="10080"/>
+            <w:shd w:fill="F0FFF4"/>
+            <w:tcMar>
+              <w:top w:w="100" w:type="dxa"/>
+              <w:bottom w:w="100" w:type="dxa"/>
+              <w:left w:w="150" w:type="dxa"/>
+              <w:right w:w="150" w:type="dxa"/>
+            </w:tcMar>
+          </w:tcPr>
+          <w:p>
+            <w:r>
+              <w:rPr>
+                <w:b/>
+                <w:color w:val="276749"/>
+                <w:sz w:val="19"/>
+              </w:rPr>
+              <w:t xml:space="preserve">💡 Speed Hack / Trick: </w:t>
+            </w:r>
+            <w:r>
+              <w:rPr>
+                <w:color w:val="2D3748"/>
+                <w:sz w:val="19"/>
+              </w:rPr>
+              <w:t>Presence of electron-withdrawing groups (like -NO_2) at ortho- and para-positions dramatically increases reactivity of haloarenes toward nucleophilic substitution.</w:t>
             </w:r>
           </w:p>
         </w:tc>
@@ -494,7 +881,7 @@
         <w:rPr>
           <w:sz w:val="18"/>
         </w:rPr>
-        <w:t xml:space="preserve">"Given below are two statements : Statement (I) : Benzyl chloride reacts faster in S_(N)1 mechanism than ethyl chloride. Statement (II) : E..."  </w:t>
+        <w:t xml:space="preserve">"Consider the following compounds Arrange these compounds in the increasing order of reactivity with nitrating mixture...."  </w:t>
       </w:r>
       <w:r>
         <w:rPr>
@@ -515,13 +902,13 @@
           <w:b/>
           <w:sz w:val="18"/>
         </w:rPr>
-        <w:t xml:space="preserve">[2026 Morning Shift] Q#1 (MCQ): </w:t>
+        <w:t xml:space="preserve">[2026 Evening Shift] Q#1 (MCQ): </w:t>
       </w:r>
       <w:r>
         <w:rPr>
           <w:sz w:val="18"/>
         </w:rPr>
-        <w:t xml:space="preserve">"Consider the following compounds Arrange these compounds in the increasing order of reactivity with nitrating mixture...."  </w:t>
+        <w:t xml:space="preserve">"The correct order of the rate of the reaction for the following reaction with respect to nucleophiles is : $CH_{3}Br+Nu^{-} \longrightarrow ..."  </w:t>
       </w:r>
       <w:r>
         <w:rPr>
@@ -529,7 +916,7 @@
           <w:color w:val="2B6CB0"/>
           <w:sz w:val="18"/>
         </w:rPr>
-        <w:t>[Ans: N/A]</w:t>
+        <w:t>[Ans: B]</w:t>
       </w:r>
     </w:p>
     <w:p>
@@ -662,6 +1049,129 @@
               <w:t>Solution Analysis:</w:t>
               <w:br/>
               <w:t>For CH_(3)Br (a methyl halide), the reaction proceeds by S_(N)2 , so the rate increases with nucleophilicity of Nu^- . For oxygen nucleophiles in the same row, nucleophilicity roughly follows basicity , and any resonance stabilization of the anion reduces nucleophilicity: OH^- : strong base, charge localized ⇒ best nucleophile PℎO^- : resonance-stabilized ⇒ less nucleophilic than OH^- CH_(3)COO^- : even more resonance delocalization over two oxygens ⇒ weaker nucleophile ClO_(4)^- : highly resonance-stabilized, essentially non-nucleophilic OH^-&gt;PℎO^-&gt;CH_(3)COO^-≫ClO_(4)^- Correct option: B .</w:t>
+            </w:r>
+          </w:p>
+        </w:tc>
+      </w:tr>
+    </w:tbl>
+    <w:p>
+      <w:pPr>
+        <w:spacing w:after="120"/>
+      </w:pPr>
+    </w:p>
+    <w:p>
+      <w:pPr>
+        <w:spacing w:before="160" w:after="40"/>
+      </w:pPr>
+      <w:r>
+        <w:rPr>
+          <w:b/>
+          <w:color w:val="1A365D"/>
+          <w:sz w:val="22"/>
+        </w:rPr>
+        <w:t>Benchmark Problem 2: JEE Main 2024 (Online) 27th January Morning Shift (Q#4)</w:t>
+      </w:r>
+    </w:p>
+    <w:p>
+      <w:pPr>
+        <w:spacing w:after="80"/>
+      </w:pPr>
+      <w:r>
+        <w:rPr>
+          <w:sz w:val="20"/>
+        </w:rPr>
+        <w:t>The correct statement regarding nucleophilic substitution reaction in a chiral alkyl halide is ;</w:t>
+      </w:r>
+    </w:p>
+    <w:p>
+      <w:pPr>
+        <w:pStyle w:val="ListBullet"/>
+        <w:spacing w:after="20"/>
+      </w:pPr>
+      <w:r>
+        <w:rPr>
+          <w:sz w:val="19"/>
+        </w:rPr>
+        <w:t>(A) Retention occurs in S_(N)1 reaction and inversion occurs in S_(N)2 reaction.</w:t>
+      </w:r>
+    </w:p>
+    <w:p>
+      <w:pPr>
+        <w:pStyle w:val="ListBullet"/>
+        <w:spacing w:after="20"/>
+      </w:pPr>
+      <w:r>
+        <w:rPr>
+          <w:sz w:val="19"/>
+        </w:rPr>
+        <w:t>(B) Racemisation occurs in S_(N)1 reaction and retention occurs in S_(N)2 reaction.</w:t>
+      </w:r>
+    </w:p>
+    <w:p>
+      <w:pPr>
+        <w:pStyle w:val="ListBullet"/>
+        <w:spacing w:after="20"/>
+      </w:pPr>
+      <w:r>
+        <w:rPr>
+          <w:sz w:val="19"/>
+        </w:rPr>
+        <w:t>(C) Racemisation occurs in both S_(N)1 and S_(N)2 reactions.</w:t>
+      </w:r>
+    </w:p>
+    <w:p>
+      <w:pPr>
+        <w:pStyle w:val="ListBullet"/>
+        <w:spacing w:after="20"/>
+      </w:pPr>
+      <w:r>
+        <w:rPr>
+          <w:b/>
+          <w:color w:val="276749"/>
+          <w:sz w:val="19"/>
+        </w:rPr>
+        <w:t>(D) Racemisation occurs in S_(N)1 reaction and inversion occurs in S_(N)2 reaction.</w:t>
+      </w:r>
+    </w:p>
+    <w:tbl>
+      <w:tblPr>
+        <w:tblW w:type="auto" w:w="0"/>
+        <w:jc w:val="center"/>
+        <w:tblLook w:firstColumn="1" w:firstRow="1" w:lastColumn="0" w:lastRow="0" w:noHBand="0" w:noVBand="1" w:val="04A0"/>
+      </w:tblPr>
+      <w:tblGrid>
+        <w:gridCol w:w="10080"/>
+      </w:tblGrid>
+      <w:tr>
+        <w:tc>
+          <w:tcPr>
+            <w:tcW w:type="dxa" w:w="10080"/>
+            <w:shd w:fill="F7FAFC"/>
+            <w:tcMar>
+              <w:top w:w="100" w:type="dxa"/>
+              <w:bottom w:w="100" w:type="dxa"/>
+              <w:left w:w="150" w:type="dxa"/>
+              <w:right w:w="150" w:type="dxa"/>
+            </w:tcMar>
+          </w:tcPr>
+          <w:p>
+            <w:r>
+              <w:rPr>
+                <w:b/>
+                <w:color w:val="1A365D"/>
+                <w:sz w:val="19"/>
+              </w:rPr>
+              <w:t>Correct Answer: D</w:t>
+              <w:br/>
+            </w:r>
+            <w:r>
+              <w:rPr>
+                <w:color w:val="2D3748"/>
+                <w:sz w:val="18"/>
+              </w:rPr>
+              <w:t>Solution Analysis:</w:t>
+              <w:br/>
+              <w:t>The correct statement regarding nucleophilic substitution reaction in a chiral alkyl halide is Option D. Let's break down why this is the case by understanding both the S_(N)1 and S_(N)2 reactions and their effects on the chirality of the alkyl halide. S_(N)2 Reaction: The S_(N)2 (Substitution Nucleophilic Bimolecular) reaction is a one-step process where the bond formation (nucleophile attacking the substrate) and the bond-breaking (leaving group leaving the substrate) processes occur simultaneously. This reaction type is associated with an inversion of configuration at the chiral center. This means that if the reactant molecule is chiral and the nucleophile attacks from the side opposite to the leaving group, the product will have the opposite configuration to the reactant. This phenomenon is known as Walden inversion. Therefore, it does not lead to racemisation but rather to inversion of the stereochemistry at the chiral center. S_(N)1 Reaction: The S_(N)1 (Substitution Nucleophilic Unimolecular) reaction is a two-step process. The first step involves the formation of a carbocation intermediate by the departure of the leaving group. This intermediate is planar, and hence, the nucleophile can attack from either side of the plane with equal probability. This results in the formation of products with both configurations - one retaining the original configuration and the other being its mirror image (inverted configuration). As both enantiomers are formed, the process leads to racemisation, especially in situations where the carbocation can freely rotate and is attacked with equal probability from both sides. Over time, if this reaction goes to completion and there's no bias in nucleophile attack direction, you'd expect a racemic mixture of products. Thus, Option D is correct: Racemisation occurs in S_(N)1 reaction, and inversion occurs in the S_(N)2 reaction.</w:t>
             </w:r>
           </w:p>
         </w:tc>

--- a/dist/exports/haloalkanes-and-haloarenes_revision_notes.docx
+++ b/dist/exports/haloalkanes-and-haloarenes_revision_notes.docx
@@ -209,7 +209,7 @@
               <w:rPr>
                 <w:sz w:val="19"/>
               </w:rPr>
-              <w:t>91 PYQs</w:t>
+              <w:t>143 PYQs</w:t>
             </w:r>
           </w:p>
         </w:tc>
@@ -296,7 +296,7 @@
               <w:rPr>
                 <w:sz w:val="19"/>
               </w:rPr>
-              <w:t>89 PYQs</w:t>
+              <w:t>36 PYQs</w:t>
             </w:r>
           </w:p>
         </w:tc>
@@ -517,7 +517,7 @@
           <w:color w:val="2B6CB0"/>
           <w:sz w:val="24"/>
         </w:rPr>
-        <w:t>3.1 SN1 and SN2 Nucleophilic Substitution (Very High Yield — 91 PYQs)</w:t>
+        <w:t>3.1 SN1 and SN2 Nucleophilic Substitution (Very High Yield — 143 PYQs)</w:t>
       </w:r>
     </w:p>
     <w:p>
@@ -640,6 +640,33 @@
           <w:b/>
           <w:sz w:val="18"/>
         </w:rPr>
+        <w:t xml:space="preserve">[2026 Evening Shift] Q#1 (MCQ): </w:t>
+      </w:r>
+      <w:r>
+        <w:rPr>
+          <w:sz w:val="18"/>
+        </w:rPr>
+        <w:t xml:space="preserve">"Given below are two statements : Statement I : Due to increase in van der Waals forces, the order of boiling points is $CH_{3}CH_{2}CH_{2}I&gt;..."  </w:t>
+      </w:r>
+      <w:r>
+        <w:rPr>
+          <w:b/>
+          <w:color w:val="2B6CB0"/>
+          <w:sz w:val="18"/>
+        </w:rPr>
+        <w:t>[Ans: N/A]</w:t>
+      </w:r>
+    </w:p>
+    <w:p>
+      <w:pPr>
+        <w:pStyle w:val="ListBullet"/>
+        <w:spacing w:after="40"/>
+      </w:pPr>
+      <w:r>
+        <w:rPr>
+          <w:b/>
+          <w:sz w:val="18"/>
+        </w:rPr>
         <w:t xml:space="preserve">[2026 Morning Shift] Q#1 (MCQ): </w:t>
       </w:r>
       <w:r>
@@ -667,40 +694,13 @@
           <w:b/>
           <w:sz w:val="18"/>
         </w:rPr>
-        <w:t xml:space="preserve">[2026 Morning Shift] Q#2 (MCQ): </w:t>
+        <w:t xml:space="preserve">[2026 Morning Shift] Q#1 (MCQ): </w:t>
       </w:r>
       <w:r>
         <w:rPr>
           <w:sz w:val="18"/>
         </w:rPr>
-        <w:t xml:space="preserve">"Given below are two statements : Statement I : 3-phenylpropene reacts with HBr and gives secondary alkyl bromide having a chiral carbon atom..."  </w:t>
-      </w:r>
-      <w:r>
-        <w:rPr>
-          <w:b/>
-          <w:color w:val="2B6CB0"/>
-          <w:sz w:val="18"/>
-        </w:rPr>
-        <w:t>[Ans: N/A]</w:t>
-      </w:r>
-    </w:p>
-    <w:p>
-      <w:pPr>
-        <w:pStyle w:val="ListBullet"/>
-        <w:spacing w:after="40"/>
-      </w:pPr>
-      <w:r>
-        <w:rPr>
-          <w:b/>
-          <w:sz w:val="18"/>
-        </w:rPr>
-        <w:t xml:space="preserve">[2026 Morning Shift] Q#2 (MCQ): </w:t>
-      </w:r>
-      <w:r>
-        <w:rPr>
-          <w:sz w:val="18"/>
-        </w:rPr>
-        <w:t xml:space="preserve">"Ph-CH=CH_(2)→ ≤ ftarrow_(HBr)^(PhCOO)_(2) Product Consider the above reaction A. The reaction proceeds through a more stable..."  </w:t>
+        <w:t xml:space="preserve">"Consider the following compounds Arrange these compounds in the increasing order of reactivity with nitrating mixture...."  </w:t>
       </w:r>
       <w:r>
         <w:rPr>
@@ -725,7 +725,7 @@
           <w:color w:val="2B6CB0"/>
           <w:sz w:val="24"/>
         </w:rPr>
-        <w:t>3.2 Elimination (E1/E2, Saytzeff vs Hofmann) &amp; Haloarene Reactions (Very High Yield — 89 PYQs)</w:t>
+        <w:t>3.2 Elimination (E1/E2, Saytzeff vs Hofmann) &amp; Haloarene Reactions (Very High Yield — 36 PYQs)</w:t>
       </w:r>
     </w:p>
     <w:p>
@@ -848,13 +848,40 @@
           <w:b/>
           <w:sz w:val="18"/>
         </w:rPr>
-        <w:t xml:space="preserve">[2026 Evening Shift] Q#1 (MCQ): </w:t>
+        <w:t xml:space="preserve">[2026 Morning Shift] Q#3 (MCQ): </w:t>
       </w:r>
       <w:r>
         <w:rPr>
           <w:sz w:val="18"/>
         </w:rPr>
-        <w:t xml:space="preserve">"Given below are two statements : Statement I : Due to increase in van der Waals forces, the order of boiling points is $CH_{3}CH_{2}CH_{2}I&gt;..."  </w:t>
+        <w:t xml:space="preserve">"Match the LIST-I with LIST-II List-I Name of reaction $\begin{aligned} \text{List-..."  </w:t>
+      </w:r>
+      <w:r>
+        <w:rPr>
+          <w:b/>
+          <w:color w:val="2B6CB0"/>
+          <w:sz w:val="18"/>
+        </w:rPr>
+        <w:t>[Ans: B]</w:t>
+      </w:r>
+    </w:p>
+    <w:p>
+      <w:pPr>
+        <w:pStyle w:val="ListBullet"/>
+        <w:spacing w:after="40"/>
+      </w:pPr>
+      <w:r>
+        <w:rPr>
+          <w:b/>
+          <w:sz w:val="18"/>
+        </w:rPr>
+        <w:t xml:space="preserve">[2026 Morning Shift] Q#3 (MCQ): </w:t>
+      </w:r>
+      <w:r>
+        <w:rPr>
+          <w:sz w:val="18"/>
+        </w:rPr>
+        <w:t xml:space="preserve">"The correct order of the rate of reaction of the following reactants with nucleophile by S_(N)1 mechanism is : (Given : Structures I and I..."  </w:t>
       </w:r>
       <w:r>
         <w:rPr>
@@ -875,13 +902,13 @@
           <w:b/>
           <w:sz w:val="18"/>
         </w:rPr>
-        <w:t xml:space="preserve">[2026 Morning Shift] Q#1 (MCQ): </w:t>
+        <w:t xml:space="preserve">[2026 Evening Shift] Q#4 (MCQ): </w:t>
       </w:r>
       <w:r>
         <w:rPr>
           <w:sz w:val="18"/>
         </w:rPr>
-        <w:t xml:space="preserve">"Consider the following compounds Arrange these compounds in the increasing order of reactivity with nitrating mixture...."  </w:t>
+        <w:t xml:space="preserve">"Correct statements regarding alkyl halides (R–X) among the following are : A. Alcohol being less polar solvent as compared to water, alcohol..."  </w:t>
       </w:r>
       <w:r>
         <w:rPr>
@@ -890,33 +917,6 @@
           <w:sz w:val="18"/>
         </w:rPr>
         <w:t>[Ans: N/A]</w:t>
-      </w:r>
-    </w:p>
-    <w:p>
-      <w:pPr>
-        <w:pStyle w:val="ListBullet"/>
-        <w:spacing w:after="40"/>
-      </w:pPr>
-      <w:r>
-        <w:rPr>
-          <w:b/>
-          <w:sz w:val="18"/>
-        </w:rPr>
-        <w:t xml:space="preserve">[2026 Evening Shift] Q#1 (MCQ): </w:t>
-      </w:r>
-      <w:r>
-        <w:rPr>
-          <w:sz w:val="18"/>
-        </w:rPr>
-        <w:t xml:space="preserve">"The correct order of the rate of the reaction for the following reaction with respect to nucleophiles is : $CH_{3}Br+Nu^{-} \longrightarrow ..."  </w:t>
-      </w:r>
-      <w:r>
-        <w:rPr>
-          <w:b/>
-          <w:color w:val="2B6CB0"/>
-          <w:sz w:val="18"/>
-        </w:rPr>
-        <w:t>[Ans: B]</w:t>
       </w:r>
     </w:p>
     <w:p>
@@ -1069,7 +1069,7 @@
           <w:color w:val="1A365D"/>
           <w:sz w:val="22"/>
         </w:rPr>
-        <w:t>Benchmark Problem 2: JEE Main 2024 (Online) 27th January Morning Shift (Q#4)</w:t>
+        <w:t>Benchmark Problem 2: JEE Main 2026 (Online) 4th April Morning Shift (Q#3)</w:t>
       </w:r>
     </w:p>
     <w:p>
@@ -1080,7 +1080,7 @@
         <w:rPr>
           <w:sz w:val="20"/>
         </w:rPr>
-        <w:t>The correct statement regarding nucleophilic substitution reaction in a chiral alkyl halide is ;</w:t>
+        <w:t>Match the LIST-I with LIST-II List-I Name of reaction List-II Reagent or catalyst used A. Finkelstein reaction I. SbF_(3) B. Swarts reaction II. Na, dry ether C. Sandmeyer's reaction III. NaI D. Fittig reaction IV. Cu_(2)Cl_(2) Choose the correct answer from the options given below :</w:t>
       </w:r>
     </w:p>
     <w:p>
@@ -1092,31 +1092,7 @@
         <w:rPr>
           <w:sz w:val="19"/>
         </w:rPr>
-        <w:t>(A) Retention occurs in S_(N)1 reaction and inversion occurs in S_(N)2 reaction.</w:t>
-      </w:r>
-    </w:p>
-    <w:p>
-      <w:pPr>
-        <w:pStyle w:val="ListBullet"/>
-        <w:spacing w:after="20"/>
-      </w:pPr>
-      <w:r>
-        <w:rPr>
-          <w:sz w:val="19"/>
-        </w:rPr>
-        <w:t>(B) Racemisation occurs in S_(N)1 reaction and retention occurs in S_(N)2 reaction.</w:t>
-      </w:r>
-    </w:p>
-    <w:p>
-      <w:pPr>
-        <w:pStyle w:val="ListBullet"/>
-        <w:spacing w:after="20"/>
-      </w:pPr>
-      <w:r>
-        <w:rPr>
-          <w:sz w:val="19"/>
-        </w:rPr>
-        <w:t>(C) Racemisation occurs in both S_(N)1 and S_(N)2 reactions.</w:t>
+        <w:t>(A) -I, B-IV, C-III, D-III</w:t>
       </w:r>
     </w:p>
     <w:p>
@@ -1130,7 +1106,31 @@
           <w:color w:val="276749"/>
           <w:sz w:val="19"/>
         </w:rPr>
-        <w:t>(D) Racemisation occurs in S_(N)1 reaction and inversion occurs in S_(N)2 reaction.</w:t>
+        <w:t>(B) -III, B-I, C-IV, D-II</w:t>
+      </w:r>
+    </w:p>
+    <w:p>
+      <w:pPr>
+        <w:pStyle w:val="ListBullet"/>
+        <w:spacing w:after="20"/>
+      </w:pPr>
+      <w:r>
+        <w:rPr>
+          <w:sz w:val="19"/>
+        </w:rPr>
+        <w:t>(C) -IV, B-II, C-I, D-III</w:t>
+      </w:r>
+    </w:p>
+    <w:p>
+      <w:pPr>
+        <w:pStyle w:val="ListBullet"/>
+        <w:spacing w:after="20"/>
+      </w:pPr>
+      <w:r>
+        <w:rPr>
+          <w:sz w:val="19"/>
+        </w:rPr>
+        <w:t>(D) -I, B-III, C-II D-IV</w:t>
       </w:r>
     </w:p>
     <w:tbl>
@@ -1161,7 +1161,7 @@
                 <w:color w:val="1A365D"/>
                 <w:sz w:val="19"/>
               </w:rPr>
-              <w:t>Correct Answer: D</w:t>
+              <w:t>Correct Answer: B</w:t>
               <w:br/>
             </w:r>
             <w:r>
@@ -1171,7 +1171,7 @@
               </w:rPr>
               <w:t>Solution Analysis:</w:t>
               <w:br/>
-              <w:t>The correct statement regarding nucleophilic substitution reaction in a chiral alkyl halide is Option D. Let's break down why this is the case by understanding both the S_(N)1 and S_(N)2 reactions and their effects on the chirality of the alkyl halide. S_(N)2 Reaction: The S_(N)2 (Substitution Nucleophilic Bimolecular) reaction is a one-step process where the bond formation (nucleophile attacking the substrate) and the bond-breaking (leaving group leaving the substrate) processes occur simultaneously. This reaction type is associated with an inversion of configuration at the chiral center. This means that if the reactant molecule is chiral and the nucleophile attacks from the side opposite to the leaving group, the product will have the opposite configuration to the reactant. This phenomenon is known as Walden inversion. Therefore, it does not lead to racemisation but rather to inversion of the stereochemistry at the chiral center. S_(N)1 Reaction: The S_(N)1 (Substitution Nucleophilic Unimolecular) reaction is a two-step process. The first step involves the formation of a carbocation intermediate by the departure of the leaving group. This intermediate is planar, and hence, the nucleophile can attack from either side of the plane with equal probability. This results in the formation of products with both configurations - one retaining the original configuration and the other being its mirror image (inverted configuration). As both enantiomers are formed, the process leads to racemisation, especially in situations where the carbocation can freely rotate and is attacked with equal probability from both sides. Over time, if this reaction goes to completion and there's no bias in nucleophile attack direction, you'd expect a racemic mixture of products. Thus, Option D is correct: Racemisation occurs in S_(N)1 reaction, and inversion occurs in the S_(N)2 reaction.</w:t>
+              <w:t>A. Finkelstein reaction: This is a halogen exchange reaction used specifically for the preparation of alkyl iodides. In this reaction, alkyl chlorides or bromides are treated with sodium iodide ( NaI ) in dry acetone. Therefore, A matches with III. B. Swarts reaction: This reaction is the preferred method for the synthesis of alkyl fluorides. It involves heating an alkyl chloride or bromide in the presence of a metallic fluoride. Some of the common fluorinating agents used are AgF , Hg_(2)F_(2) , CoF_(2) , or antimony trifluoride ( SbF_(3) ). Therefore, B matches with I. C. Sandmeyer's reaction: This reaction is used to prepare haloarenes (like chlorobenzene or bromobenzene) from benzene diazonium chloride. The diazonium salt is treated with a cuprous halide, such as cuprous chloride ( Cu_(2)Cl_(2) or CuCl ), to replace the diazonium group with a halogen. Therefore, C matches with IV. D. Fittig reaction: This reaction involves aryl halides. When an aryl halide is treated with sodium ( Na ) in the presence of dry ether, two aryl groups join together to form a diaryl compound (like biphenyl). Therefore, D matches with II. Summary of Matches: A (Finkelstein reaction) → III ( NaI ) B (Swarts reaction) → I ( SbF_(3) ) C (Sandmeyer's reaction) → IV ( Cu_(2)Cl_(2) ) D (Fittig reaction) → II ( Na , dry ether) Comparing our findings with the given options, the correct combination is A-III, B-I, C-IV, D-II. Option B is the correct answer.</w:t>
             </w:r>
           </w:p>
         </w:tc>
